--- a/applications/compiled/Alex_Rajcoomar_Resume_V2_Assurance.docx
+++ b/applications/compiled/Alex_Rajcoomar_Resume_V2_Assurance.docx
@@ -26,7 +26,7 @@
         <w:rPr>
           <w:sz w:val="19"/>
         </w:rPr>
-        <w:t>Brampton, ON | (647) 471-3023 | a2rajcoo@uwaterloo.ca | linkedin.com/in/leesharam-rajcoomar-868144317 | alexrajcoomar.github.io</w:t>
+        <w:t>Brampton, ON | (647) 471-3023 | a2rajcoo@uwaterloo.ca | linkedin.com/in/leesharam-rajcoomar | alexrajcoomar.github.io</w:t>
       </w:r>
     </w:p>
     <w:p>
@@ -421,28 +421,14 @@
           <w:b/>
           <w:i w:val="0"/>
         </w:rPr>
-        <w:t>Beneish M-Score ex ante</w:t>
+        <w:t>Beneish M-Score</w:t>
       </w:r>
       <w:r>
         <w:rPr>
           <w:b w:val="0"/>
           <w:i w:val="0"/>
         </w:rPr>
-        <w:t xml:space="preserve"> on five Canadian frauds with completed regulatory or judicial findings (Sino-Forest, Nortel, Poseidon Concepts, Livent, Philip Services), on only the filings that existed before each collapse. </w:t>
-      </w:r>
-      <w:r>
-        <w:rPr>
-          <w:b/>
-          <w:i w:val="0"/>
-        </w:rPr>
-        <w:t>None of the three computable test years crossed the standard -1.78 cut-off.</w:t>
-      </w:r>
-      <w:r>
-        <w:rPr>
-          <w:b w:val="0"/>
-          <w:i w:val="0"/>
-        </w:rPr>
-        <w:t xml:space="preserve"> The piece types every miss by cause, threshold, mechanism, model scope or archive failure, and publishes the script and filed inputs so the scores can be reproduced</w:t>
+        <w:t xml:space="preserve"> ex ante on five Canadian frauds with completed regulatory or judicial findings (Sino-Forest, Nortel, Poseidon Concepts, Livent, Philip Services), on only the filings that existed before each collapse. None of the three computable test years crossed the standard -1.78 cut-off. The piece types every miss by cause, threshold, mechanism, model scope or archive failure, and publishes the script and filed inputs so the scores can be reproduced</w:t>
       </w:r>
     </w:p>
     <w:p>
@@ -484,49 +470,7 @@
           <w:b w:val="0"/>
           <w:i w:val="0"/>
         </w:rPr>
-        <w:t xml:space="preserve"> across the five steps plus contract costs and disclosure, separating </w:t>
-      </w:r>
-      <w:r>
-        <w:rPr>
-          <w:b/>
-          <w:i w:val="0"/>
-        </w:rPr>
-        <w:t>29 determinate items</w:t>
-      </w:r>
-      <w:r>
-        <w:rPr>
-          <w:b w:val="0"/>
-          <w:i w:val="0"/>
-        </w:rPr>
-        <w:t xml:space="preserve"> from </w:t>
-      </w:r>
-      <w:r>
-        <w:rPr>
-          <w:b/>
-          <w:i w:val="0"/>
-        </w:rPr>
-        <w:t>33 that turn on judgment the standard leaves open</w:t>
-      </w:r>
-      <w:r>
-        <w:rPr>
-          <w:b w:val="0"/>
-          <w:i w:val="0"/>
-        </w:rPr>
-        <w:t xml:space="preserve"> and scoring the second group on reasoning rather than answer. Every item cites its paragraph or illustrative example, verified against </w:t>
-      </w:r>
-      <w:r>
-        <w:rPr>
-          <w:b/>
-          <w:i w:val="0"/>
-        </w:rPr>
-        <w:t>IFRS 15 in Part I of the CPA Canada Handbook, 2026 Edition</w:t>
-      </w:r>
-      <w:r>
-        <w:rPr>
-          <w:b w:val="0"/>
-          <w:i w:val="0"/>
-        </w:rPr>
-        <w:t>, with 20 sources registered and none written from memory</w:t>
+        <w:t xml:space="preserve"> across the five steps plus contract costs and disclosure, separating 29 determinate items from 33 that turn on judgment the standard leaves open, and scoring the second group on reasoning rather than answer. Every item cites its paragraph or illustrative example, verified against IFRS 15 in Part I of the CPA Canada Handbook, 2026 Edition, with 20 sources registered and none written from memory</w:t>
       </w:r>
     </w:p>
     <w:p>
@@ -547,21 +491,21 @@
           <w:b w:val="0"/>
           <w:i w:val="0"/>
         </w:rPr>
-        <w:t xml:space="preserve">Publish 67 pieces, 25 of them independent research, carrying </w:t>
+        <w:t xml:space="preserve">Publish </w:t>
       </w:r>
       <w:r>
         <w:rPr>
           <w:b/>
           <w:i w:val="0"/>
         </w:rPr>
-        <w:t>188 figures and 7 interactive tools</w:t>
+        <w:t>67 pieces, 25 of them independent research</w:t>
       </w:r>
       <w:r>
         <w:rPr>
           <w:b w:val="0"/>
           <w:i w:val="0"/>
         </w:rPr>
-        <w:t>. The build runs a register of automated checks on every commit and refuses to publish if a stated number does not match the data behind it</w:t>
+        <w:t>, carrying 188 figures and 7 interactive tools. The build runs a register of automated checks on every commit and refuses to publish if a stated number does not match the data behind it</w:t>
       </w:r>
     </w:p>
     <w:p>
@@ -667,21 +611,7 @@
           <w:b w:val="0"/>
           <w:i w:val="0"/>
         </w:rPr>
-        <w:t xml:space="preserve"> expansion decision, stress-testing ROA, debt to EBITDA and net profit margin, and recommended the conservative case to a simulated CEO and CFO panel on a </w:t>
-      </w:r>
-      <w:r>
-        <w:rPr>
-          <w:b/>
-          <w:i w:val="0"/>
-        </w:rPr>
-        <w:t>sustained 16% ROA</w:t>
-      </w:r>
-      <w:r>
-        <w:rPr>
-          <w:b w:val="0"/>
-          <w:i w:val="0"/>
-        </w:rPr>
-        <w:t xml:space="preserve"> against a decline from 17% to 10%</w:t>
+        <w:t xml:space="preserve"> expansion decision, stress-testing ROA, debt to EBITDA and net profit margin, and recommended the conservative case to a simulated CEO and CFO panel on a sustained 16% ROA against a decline from 17% to 10%</w:t>
       </w:r>
     </w:p>
     <w:p>
@@ -690,7 +620,7 @@
         <w:tabs>
           <w:tab w:pos="10656" w:val="right"/>
         </w:tabs>
-        <w:spacing w:before="0" w:after="12" w:line="222" w:lineRule="exact"/>
+        <w:spacing w:before="56" w:after="12" w:line="222" w:lineRule="exact"/>
       </w:pPr>
       <w:r>
         <w:rPr>
@@ -736,14 +666,14 @@
           <w:b/>
           <w:i w:val="0"/>
         </w:rPr>
-        <w:t>Tableau and Excel</w:t>
+        <w:t>Tableau</w:t>
       </w:r>
       <w:r>
         <w:rPr>
           <w:b w:val="0"/>
           <w:i w:val="0"/>
         </w:rPr>
-        <w:t xml:space="preserve"> from multi-variable performance datasets analysed in R, and presented the competitive gaps the data exposed as a short set of specific operating recommendations</w:t>
+        <w:t xml:space="preserve"> and Excel from multi-variable performance datasets analysed in R, and presented the competitive gaps the data exposed as a short set of specific operating recommendations</w:t>
       </w:r>
     </w:p>
     <w:p>

--- a/applications/compiled/Alex_Rajcoomar_Resume_V2_Assurance.docx
+++ b/applications/compiled/Alex_Rajcoomar_Resume_V2_Assurance.docx
@@ -24,10 +24,64 @@
       </w:pPr>
       <w:r>
         <w:rPr>
+          <w:b w:val="0"/>
+          <w:i w:val="0"/>
           <w:sz w:val="19"/>
         </w:rPr>
-        <w:t>Brampton, ON | (647) 471-3023 | a2rajcoo@uwaterloo.ca | linkedin.com/in/leesharam-rajcoomar | alexrajcoomar.github.io</w:t>
+        <w:t xml:space="preserve">Brampton, ON | (647) 471-3023 | </w:t>
       </w:r>
+      <w:hyperlink r:id="rId9">
+        <w:r>
+          <w:rPr>
+            <w:b w:val="0"/>
+            <w:i w:val="0"/>
+            <w:sz w:val="19"/>
+            <w:color w:val="000000"/>
+            <w:u w:val="single" w:color="6B6B6B"/>
+          </w:rPr>
+          <w:t>a2rajcoo@uwaterloo.ca</w:t>
+        </w:r>
+      </w:hyperlink>
+      <w:r>
+        <w:rPr>
+          <w:b w:val="0"/>
+          <w:i w:val="0"/>
+          <w:sz w:val="19"/>
+        </w:rPr>
+        <w:t xml:space="preserve"> | </w:t>
+      </w:r>
+      <w:hyperlink r:id="rId10">
+        <w:r>
+          <w:rPr>
+            <w:b w:val="0"/>
+            <w:i w:val="0"/>
+            <w:sz w:val="19"/>
+            <w:color w:val="000000"/>
+            <w:u w:val="single" w:color="6B6B6B"/>
+          </w:rPr>
+          <w:t>linkedin.com/in/leesharam-rajcoomar</w:t>
+        </w:r>
+      </w:hyperlink>
+      <w:r>
+        <w:rPr>
+          <w:b w:val="0"/>
+          <w:i w:val="0"/>
+          <w:sz w:val="19"/>
+        </w:rPr>
+        <w:t xml:space="preserve"> | </w:t>
+      </w:r>
+      <w:hyperlink r:id="rId11">
+        <w:r>
+          <w:rPr>
+            <w:b w:val="0"/>
+            <w:i w:val="0"/>
+            <w:sz w:val="19"/>
+            <w:color w:val="000000"/>
+            <w:u w:val="single" w:color="6B6B6B"/>
+          </w:rPr>
+          <w:t>alexrajcoomar.github.io</w:t>
+        </w:r>
+      </w:hyperlink>
     </w:p>
     <w:p>
       <w:pPr>
@@ -361,13 +415,17 @@
         </w:tabs>
         <w:spacing w:before="0" w:after="12" w:line="222" w:lineRule="exact"/>
       </w:pPr>
-      <w:r>
-        <w:rPr>
-          <w:b/>
-          <w:i w:val="0"/>
-        </w:rPr>
-        <w:t>alexrajcoomar.github.io</w:t>
-      </w:r>
+      <w:hyperlink r:id="rId11">
+        <w:r>
+          <w:rPr>
+            <w:b/>
+            <w:i w:val="0"/>
+            <w:color w:val="000000"/>
+            <w:u w:val="single" w:color="6B6B6B"/>
+          </w:rPr>
+          <w:t>alexrajcoomar.github.io</w:t>
+        </w:r>
+      </w:hyperlink>
     </w:p>
     <w:p>
       <w:pPr>

--- a/applications/compiled/Alex_Rajcoomar_Resume_V2_Assurance.docx
+++ b/applications/compiled/Alex_Rajcoomar_Resume_V2_Assurance.docx
@@ -36,8 +36,8 @@
             <w:b w:val="0"/>
             <w:i w:val="0"/>
             <w:sz w:val="19"/>
-            <w:color w:val="000000"/>
-            <w:u w:val="single" w:color="6B6B6B"/>
+            <w:color w:val="1F4E79"/>
+            <w:u w:val="single" w:color="1F4E79"/>
           </w:rPr>
           <w:t>a2rajcoo@uwaterloo.ca</w:t>
         </w:r>
@@ -56,8 +56,8 @@
             <w:b w:val="0"/>
             <w:i w:val="0"/>
             <w:sz w:val="19"/>
-            <w:color w:val="000000"/>
-            <w:u w:val="single" w:color="6B6B6B"/>
+            <w:color w:val="1F4E79"/>
+            <w:u w:val="single" w:color="1F4E79"/>
           </w:rPr>
           <w:t>linkedin.com/in/leesharam-rajcoomar</w:t>
         </w:r>
@@ -76,8 +76,8 @@
             <w:b w:val="0"/>
             <w:i w:val="0"/>
             <w:sz w:val="19"/>
-            <w:color w:val="000000"/>
-            <w:u w:val="single" w:color="6B6B6B"/>
+            <w:color w:val="1F4E79"/>
+            <w:u w:val="single" w:color="1F4E79"/>
           </w:rPr>
           <w:t>alexrajcoomar.github.io</w:t>
         </w:r>
@@ -420,8 +420,8 @@
           <w:rPr>
             <w:b/>
             <w:i w:val="0"/>
-            <w:color w:val="000000"/>
-            <w:u w:val="single" w:color="6B6B6B"/>
+            <w:color w:val="1F4E79"/>
+            <w:u w:val="single" w:color="1F4E79"/>
           </w:rPr>
           <w:t>alexrajcoomar.github.io</w:t>
         </w:r>
